--- a/daily-reports/2026-09-24/report.docx
+++ b/daily-reports/2026-09-24/report.docx
@@ -12,7 +12,7 @@
     </w:p>
     <w:p>
       <w:r>
-        <w:t>数据统计：GitHub 热榜 5 项 · AI 动态 5 条 · 中文介绍由 DeepSeek 生成</w:t>
+        <w:t>数据统计：GitHub 热榜 5 项 · AI 动态 4 条 · 中文介绍由 DeepSeek 生成</w:t>
       </w:r>
     </w:p>
     <w:p>
@@ -28,28 +28,28 @@
         <w:pStyle w:val="Heading2"/>
       </w:pPr>
       <w:r>
-        <w:t>1. NandhaKishorM/laya  ⭐ 21,162</w:t>
+        <w:t>1. NandhaKishorM/laya  ⭐ 21,239</w:t>
       </w:r>
     </w:p>
     <w:p>
       <w:r>
-        <w:t>语言：Python ｜ Stars：21,162 ｜ Forks：1,801</w:t>
+        <w:t>语言：Python ｜ Stars：21,239 ｜ Forks：1,809</w:t>
         <w:br/>
       </w:r>
       <w:r>
-        <w:t>这是什么：这是一个非自回归的决策引擎，能对任何文本进行类型化选择、评分和是/否决策，只需一次前向计算，支持100多种语言，并有一个路由器为每个请求选择正确的检查点。</w:t>
+        <w:t>这是什么：这是一个非自回归的决策引擎，能够对任何文本进行类型化选择、评分和是/否决策，一次前向计算就能完成，支持100多种语言，并有一个路由器为每个请求选择正确的检查点。</w:t>
         <w:br/>
       </w:r>
       <w:r>
-        <w:t>能用来做什么：可以用来快速对文本进行分类、打分或做二元判断，比如情感分析、内容审核、意图识别等。</w:t>
+        <w:t>能用来做什么：可以用来快速对文本进行分类、打分或做二选一判断，比如情感分析、内容审核或智能客服中的意图识别。</w:t>
         <w:br/>
       </w:r>
       <w:r>
-        <w:t>适用领域：自然语言处理、文本分类、情感分析、多语言应用</w:t>
+        <w:t>适用领域：自然语言处理、智能客服、内容审核、多语言应用</w:t>
         <w:br/>
       </w:r>
       <w:r>
-        <w:t>对新手有什么帮助：适合想了解非自回归模型和高效文本决策的初学者，能直接帮你完成文本分类任务。</w:t>
+        <w:t>对新手有什么帮助：适合想了解非自回归模型和决策引擎的初学者，能直接帮你完成文本分类和决策任务，无需生成文本。</w:t>
         <w:br/>
       </w:r>
       <w:r>
@@ -61,28 +61,28 @@
         <w:pStyle w:val="Heading2"/>
       </w:pPr>
       <w:r>
-        <w:t>2. zai-org/ZCode  ⭐ 6,593</w:t>
+        <w:t>2. zai-org/ZCode  ⭐ 6,599</w:t>
       </w:r>
     </w:p>
     <w:p>
       <w:r>
-        <w:t>语言：TypeScript ｜ Stars：6,593 ｜ Forks：1,965</w:t>
+        <w:t>语言：TypeScript ｜ Stars：6,599 ｜ Forks：1,967</w:t>
         <w:br/>
       </w:r>
       <w:r>
-        <w:t>这是什么：这是Z.ai的编码代理工具，功能强大、智能且可扩展，帮助开发者更高效地编写代码。</w:t>
+        <w:t>这是什么：这是Z.ai的编码代理工具，功能强大、智能且可扩展，能帮助开发者更高效地编写代码。</w:t>
         <w:br/>
       </w:r>
       <w:r>
-        <w:t>能用来做什么：可以用来自动生成代码、补全代码、重构代码，或者作为编程助手集成到开发环境中。</w:t>
+        <w:t>能用来做什么：可以用来自动生成代码、辅助调试或完成重复性编程任务，比如快速搭建项目框架或修复常见错误。</w:t>
         <w:br/>
       </w:r>
       <w:r>
-        <w:t>适用领域：软件开发、代码生成、编程辅助、自动化编程</w:t>
+        <w:t>适用领域：软件开发、代码生成、自动化编程、AI辅助编程</w:t>
         <w:br/>
       </w:r>
       <w:r>
-        <w:t>对新手有什么帮助：适合编程新手学习代码编写，能直接帮你生成代码片段，提高开发效率。</w:t>
+        <w:t>对新手有什么帮助：适合编程新手学习如何利用AI工具提升编码效率，也能直接帮你生成代码片段或解决编程问题。</w:t>
         <w:br/>
       </w:r>
       <w:r>
@@ -94,28 +94,28 @@
         <w:pStyle w:val="Heading2"/>
       </w:pPr>
       <w:r>
-        <w:t>3. mizorewww/laya-mlx  ⭐ 6,051</w:t>
+        <w:t>3. mizorewww/laya-mlx  ⭐ 6,056</w:t>
       </w:r>
     </w:p>
     <w:p>
       <w:r>
-        <w:t>语言：Python ｜ Stars：6,051 ｜ Forks：460</w:t>
+        <w:t>语言：Python ｜ Stars：6,056 ｜ Forks：461</w:t>
         <w:br/>
       </w:r>
       <w:r>
-        <w:t>这是什么：这是Laya类型化决策模型的原生MLX运行时，能在M3 Max上实现7-14毫秒的短决策，无需文本生成、PyTorch或云API。</w:t>
+        <w:t>这是什么：这是Laya类型化决策模型的原生MLX运行时，在M3 Max上能在7-14毫秒内完成短决策，无需文本生成、PyTorch或云API。</w:t>
         <w:br/>
       </w:r>
       <w:r>
-        <w:t>能用来做什么：可以在苹果芯片上快速运行决策模型，用于实时分类、评分等任务，适合本地部署。</w:t>
+        <w:t>能用来做什么：可以在本地设备上快速进行文本决策，比如实时情感分析或快速分类，适合对延迟要求高的场景。</w:t>
         <w:br/>
       </w:r>
       <w:r>
-        <w:t>适用领域：边缘计算、实时决策、苹果生态、机器学习推理</w:t>
+        <w:t>适用领域：边缘计算、实时决策、自然语言处理、本地AI应用</w:t>
         <w:br/>
       </w:r>
       <w:r>
-        <w:t>对新手有什么帮助：适合想学习如何在苹果设备上高效运行AI模型的初学者，能直接帮你实现快速本地决策。</w:t>
+        <w:t>对新手有什么帮助：适合想学习如何在苹果芯片上高效运行AI模型的初学者，能直接帮你实现低延迟的文本决策。</w:t>
         <w:br/>
       </w:r>
       <w:r>
@@ -127,28 +127,28 @@
         <w:pStyle w:val="Heading2"/>
       </w:pPr>
       <w:r>
-        <w:t>4. jev-chat/jev-chat-jarvis  ⭐ 5,420</w:t>
+        <w:t>4. jev-chat/jev-chat-jarvis  ⭐ 5,436</w:t>
       </w:r>
     </w:p>
     <w:p>
       <w:r>
-        <w:t>语言：Kotlin ｜ Stars：5,420 ｜ Forks：1,036</w:t>
+        <w:t>语言：Kotlin ｜ Stars：5,436 ｜ Forks：1,039</w:t>
         <w:br/>
       </w:r>
       <w:r>
-        <w:t>这是什么：这是一个装在手机上的对话副驾，能在微信、QQ、X、飞书等应用中读懂对方消息，给出候选回复，并一键填入输入框，发不发由你决定。它非侵入，只读屏幕，不修改应用。</w:t>
+        <w:t>这是什么：这是一个装在手机上的对话副驾，能在微信、QQ、X、飞书等聊天应用中读懂对方消息，给出候选回复，并一键填入输入框，发不发由你决定。它非侵入，只读屏幕，不修改应用。</w:t>
         <w:br/>
       </w:r>
       <w:r>
-        <w:t>能用来做什么：可以在聊天时提供智能回复建议，帮你更快地回复消息，尤其适合需要快速响应的社交场景。</w:t>
+        <w:t>能用来做什么：可以在聊天时获得智能回复建议，比如在微信中快速回复朋友，或在飞书中处理工作消息，提高沟通效率。</w:t>
         <w:br/>
       </w:r>
       <w:r>
-        <w:t>适用领域：社交辅助、即时通讯、人机交互、移动应用</w:t>
+        <w:t>适用领域：社交辅助、聊天机器人、移动应用、人机交互</w:t>
         <w:br/>
       </w:r>
       <w:r>
-        <w:t>对新手有什么帮助：适合想提升聊天效率的新手，能直接帮你生成回复建议，让你聊天更轻松。</w:t>
+        <w:t>对新手有什么帮助：适合想了解如何开发手机辅助工具的初学者，能直接帮你生成聊天回复，节省打字时间。</w:t>
         <w:br/>
       </w:r>
       <w:r>
@@ -160,28 +160,28 @@
         <w:pStyle w:val="Heading2"/>
       </w:pPr>
       <w:r>
-        <w:t>5. unreallabsai/unreal-agent  ⭐ 1,780</w:t>
+        <w:t>5. unreallabsai/unreal-agent  ⭐ 1,784</w:t>
       </w:r>
     </w:p>
     <w:p>
       <w:r>
-        <w:t>语言：Go ｜ Stars：1,780 ｜ Forks：90</w:t>
+        <w:t>语言：Go ｜ Stars：1,784 ｜ Forks：90</w:t>
         <w:br/>
       </w:r>
       <w:r>
-        <w:t>这是什么：这是一个异步优先的代理工具，用于构建和运行智能代理，支持异步操作，提高效率。</w:t>
+        <w:t>这是什么：这是一个异步优先的代理工具，能帮助构建和管理异步任务，提高代理程序的效率。</w:t>
         <w:br/>
       </w:r>
       <w:r>
-        <w:t>能用来做什么：可以用来开发异步AI代理，处理并发任务，比如自动化工作流、多任务处理等。</w:t>
+        <w:t>能用来做什么：可以用来开发需要处理大量并发任务的代理系统，比如网络爬虫、自动化交易或实时数据处理。</w:t>
         <w:br/>
       </w:r>
       <w:r>
-        <w:t>适用领域：AI代理、异步编程、自动化、任务调度</w:t>
+        <w:t>适用领域：异步编程、代理系统、自动化任务、分布式计算</w:t>
         <w:br/>
       </w:r>
       <w:r>
-        <w:t>对新手有什么帮助：适合想学习异步代理开发的初学者，能直接帮你构建高效的代理应用。</w:t>
+        <w:t>对新手有什么帮助：适合想学习异步编程和代理设计的初学者，能直接帮你构建高效的异步代理应用。</w:t>
         <w:br/>
       </w:r>
       <w:r>
@@ -212,7 +212,7 @@
         <w:t>Mercury 2.5 LLM hits 770 tokens per second</w:t>
       </w:r>
       <w:r>
-        <w:t>（👍 85）</w:t>
+        <w:t>（👍 86）</w:t>
       </w:r>
       <w:r>
         <w:br/>
@@ -220,7 +220,7 @@
       </w:r>
       <w:r>
         <w:br/>
-        <w:t>摘要：Mercury 2.5 大模型实现了每秒 770 个 token 的推理速度，刷新了生成速度纪录，意味着实时对话和长文本生成的延迟将大幅降低。</w:t>
+        <w:t>摘要：Mercury 2.5 LLM 实现了每秒 770 个 token 的推理速度，这一性能指标在开源或商用模型中相当突出，可能意味着大模型推理效率的又一次显著提升。</w:t>
       </w:r>
     </w:p>
     <w:p>
@@ -239,31 +239,7 @@
       </w:r>
       <w:r>
         <w:br/>
-        <w:t>摘要：文章提出云端 AI 代理可能演变为一种新型的“AI 监狱”，即用户被锁定在封闭的云生态中，引发对 AI 基础设施控制权与隐私的担忧。</w:t>
-      </w:r>
-    </w:p>
-    <w:p>
-      <w:pPr>
-        <w:pStyle w:val="Heading2"/>
-      </w:pPr>
-      <w:r>
-        <w:t>arXiv cs.AI</w:t>
-      </w:r>
-    </w:p>
-    <w:p>
-      <w:r>
-        <w:rPr>
-          <w:b/>
-        </w:rPr>
-        <w:t>StudentBench: AI and human tutoring yield equivalent GRE learning gains</w:t>
-      </w:r>
-      <w:r>
-        <w:br/>
-        <w:t>https://arxiv.org/abs/2609.28470v1</w:t>
-      </w:r>
-      <w:r>
-        <w:br/>
-        <w:t>摘要：StudentBench 研究显示，AI 辅导与人类辅导在 GRE 学习效果上相当，表明 AI 教育工具已能提供与真人教学相近的学习增益，对教育公平和成本有重要影响。</w:t>
+        <w:t>摘要：文章提出云智能体（Cloud Agents）可能成为新型的“AI 监狱”，探讨了将 AI 代理部署在云端时可能带来的控制、隐私与自主性风险，引发对 AI 基础设施权力集中的反思。</w:t>
       </w:r>
     </w:p>
     <w:p>
@@ -287,7 +263,7 @@
       </w:r>
       <w:r>
         <w:br/>
-        <w:t>摘要：联想在阿里云栖大会上展示了天禧 AI，将“超级组织”能力部署到端侧设备，强调本地化 AI 在企业和个人场景中的落地。</w:t>
+        <w:t>摘要：联想在阿里云栖大会上展示了天禧 AI 如何将“超级组织”能力落地到端侧设备，体现了端侧 AI 与组织协作结合的趋势，值得关注其在企业场景中的实际应用。</w:t>
       </w:r>
     </w:p>
     <w:p>
@@ -311,7 +287,7 @@
       </w:r>
       <w:r>
         <w:br/>
-        <w:t>摘要：传闻 GPT-6 Sol 即将发布，内部已出现“AGI”迹象，若属实将代表大模型能力的一次重大跃升，引发业界对通用人工智能临近的讨论。</w:t>
+        <w:t>摘要：有消息称 GPT-6 Sol 可能即将发布，并暗示内部已出现“AGI”级别的能力，若属实将是大模型领域的重大进展，但目前仍属传闻，需谨慎看待。</w:t>
       </w:r>
     </w:p>
     <w:sectPr>
